--- a/docs/qa-comparison/home-page-qa-round4-deep.docx
+++ b/docs/qa-comparison/home-page-qa-round4-deep.docx
@@ -69,7 +69,7 @@
           <w:color w:val="5A5A5A"/>
           <w:sz w:val="22"/>
         </w:rPr>
-        <w:t>Round 4 deep findings: 5 done · 4 open · 2 fyi</w:t>
+        <w:t>Round 4 deep findings: 5 done · 5 open · 2 fyi</w:t>
       </w:r>
     </w:p>
     <w:p>
@@ -944,6 +944,170 @@
           <w:sz w:val="20"/>
         </w:rPr>
         <w:t>Match the icon weight (filled bell). Pull from Heroicons /24/solid/BellIcon if portal is currently using /24/outline.</w:t>
+      </w:r>
+    </w:p>
+    <w:p>
+      <w:pPr>
+        <w:spacing w:after="40"/>
+      </w:pPr>
+    </w:p>
+    <w:tbl>
+      <w:tblPr>
+        <w:tblW w:type="auto" w:w="0"/>
+        <w:tblLayout w:type="fixed"/>
+        <w:tblLook w:firstColumn="1" w:firstRow="1" w:lastColumn="0" w:lastRow="0" w:noHBand="0" w:noVBand="1" w:val="04A0"/>
+      </w:tblPr>
+      <w:tblGrid>
+        <w:gridCol w:w="792"/>
+        <w:gridCol w:w="1368"/>
+        <w:gridCol w:w="7920"/>
+      </w:tblGrid>
+      <w:tr>
+        <w:trPr>
+          <w:trHeight w:val="312"/>
+        </w:trPr>
+        <w:tc>
+          <w:tcPr>
+            <w:tcW w:type="dxa" w:w="792"/>
+            <w:tcBorders>
+              <w:top w:val="nil"/>
+              <w:left w:val="nil"/>
+              <w:bottom w:val="nil"/>
+              <w:right w:val="nil"/>
+            </w:tcBorders>
+            <w:shd w:val="clear" w:color="auto" w:fill="D33B3B"/>
+            <w:vAlign w:val="center"/>
+          </w:tcPr>
+          <w:p>
+            <w:pPr>
+              <w:spacing w:after="0"/>
+              <w:jc w:val="center"/>
+            </w:pPr>
+            <w:r>
+              <w:rPr>
+                <w:b/>
+                <w:color w:val="FFFFFF"/>
+                <w:sz w:val="16"/>
+              </w:rPr>
+              <w:t>HIGH</w:t>
+            </w:r>
+          </w:p>
+        </w:tc>
+        <w:tc>
+          <w:tcPr>
+            <w:tcW w:type="dxa" w:w="1368"/>
+            <w:tcBorders>
+              <w:top w:val="nil"/>
+              <w:left w:val="nil"/>
+              <w:bottom w:val="nil"/>
+              <w:right w:val="nil"/>
+            </w:tcBorders>
+            <w:shd w:val="clear" w:color="auto" w:fill="D33B3B"/>
+            <w:vAlign w:val="center"/>
+          </w:tcPr>
+          <w:p>
+            <w:pPr>
+              <w:spacing w:after="0"/>
+              <w:jc w:val="center"/>
+            </w:pPr>
+            <w:r>
+              <w:rPr>
+                <w:b/>
+                <w:color w:val="FFFFFF"/>
+                <w:sz w:val="16"/>
+              </w:rPr>
+              <w:t>OPEN</w:t>
+            </w:r>
+          </w:p>
+        </w:tc>
+        <w:tc>
+          <w:tcPr>
+            <w:tcW w:type="dxa" w:w="7920"/>
+            <w:tcBorders>
+              <w:top w:val="nil"/>
+              <w:left w:val="nil"/>
+              <w:bottom w:val="nil"/>
+              <w:right w:val="nil"/>
+            </w:tcBorders>
+            <w:vAlign w:val="center"/>
+          </w:tcPr>
+          <w:p>
+            <w:pPr>
+              <w:spacing w:after="0"/>
+            </w:pPr>
+            <w:r>
+              <w:rPr>
+                <w:b/>
+                <w:color w:val="1A1A1A"/>
+                <w:sz w:val="22"/>
+              </w:rPr>
+              <w:t>#12. Review button doesn't deep-link to the task card modal</w:t>
+            </w:r>
+          </w:p>
+        </w:tc>
+      </w:tr>
+    </w:tbl>
+    <w:p>
+      <w:pPr>
+        <w:spacing w:after="60"/>
+        <w:ind w:left="230"/>
+      </w:pPr>
+      <w:r>
+        <w:rPr>
+          <w:b/>
+          <w:color w:val="1A1A1A"/>
+          <w:sz w:val="20"/>
+        </w:rPr>
+        <w:t xml:space="preserve">Where it stood: </w:t>
+      </w:r>
+      <w:r>
+        <w:rPr>
+          <w:color w:val="1A1A1A"/>
+          <w:sz w:val="20"/>
+        </w:rPr>
+        <w:t>Not previously documented. User-flagged in round 4 follow-up.</w:t>
+      </w:r>
+    </w:p>
+    <w:p>
+      <w:pPr>
+        <w:spacing w:after="60"/>
+        <w:ind w:left="230"/>
+      </w:pPr>
+      <w:r>
+        <w:rPr>
+          <w:b/>
+          <w:color w:val="1A1A1A"/>
+          <w:sz w:val="20"/>
+        </w:rPr>
+        <w:t xml:space="preserve">Round 4 status: </w:t>
+      </w:r>
+      <w:r>
+        <w:rPr>
+          <w:color w:val="1A1A1A"/>
+          <w:sz w:val="20"/>
+        </w:rPr>
+        <w:t>Click on Review on a My Tasks card navigates to the correct kanban board (e.g. "Review new ClickUp changes" lands on /board/hubstaff-3795488) but the specific task's card modal does NOT open. The user is dropped on a kanban with 73 tasks and has to scan for the one they were supposed to review. The whole point of the Review button is to surface that exact task.</w:t>
+      </w:r>
+    </w:p>
+    <w:p>
+      <w:pPr>
+        <w:spacing w:after="60"/>
+        <w:ind w:left="230"/>
+      </w:pPr>
+      <w:r>
+        <w:rPr>
+          <w:b/>
+          <w:color w:val="1A1A1A"/>
+          <w:sz w:val="20"/>
+        </w:rPr>
+        <w:t xml:space="preserve">What's left: </w:t>
+      </w:r>
+      <w:r>
+        <w:rPr>
+          <w:color w:val="1A1A1A"/>
+          <w:sz w:val="20"/>
+        </w:rPr>
+        <w:t>Wire Review to deep-link to the card modal. URL pattern matches our build: /board/&lt;serviceId&gt;/card/&lt;cardId&gt;. On board mount, if the URL has a card path, auto-open the matching card modal. App.tsx already has this routing pattern for our build's notifications — same shape applies.</w:t>
       </w:r>
     </w:p>
     <w:p>
@@ -2460,6 +2624,122 @@
         <w:spacing w:after="80"/>
       </w:pPr>
     </w:p>
+    <w:tbl>
+      <w:tblPr>
+        <w:tblW w:type="auto" w:w="0"/>
+        <w:tblLayout w:type="fixed"/>
+        <w:tblLook w:firstColumn="1" w:firstRow="1" w:lastColumn="0" w:lastRow="0" w:noHBand="0" w:noVBand="1" w:val="04A0"/>
+      </w:tblPr>
+      <w:tblGrid>
+        <w:gridCol w:w="461"/>
+        <w:gridCol w:w="792"/>
+        <w:gridCol w:w="8539"/>
+      </w:tblGrid>
+      <w:tr>
+        <w:tc>
+          <w:tcPr>
+            <w:tcW w:type="dxa" w:w="461"/>
+            <w:tcBorders>
+              <w:top w:val="nil"/>
+              <w:left w:val="nil"/>
+              <w:bottom w:val="nil"/>
+              <w:right w:val="nil"/>
+            </w:tcBorders>
+            <w:vAlign w:val="top"/>
+          </w:tcPr>
+          <w:p>
+            <w:pPr>
+              <w:spacing w:after="0"/>
+            </w:pPr>
+            <w:sdt>
+              <w:sdtPr>
+                <w14:checkbox>
+                  <w14:checked w14:val="0"/>
+                  <w14:checkedState w14:val="2612" w14:font="MS Gothic"/>
+                  <w14:uncheckedState w14:val="2610" w14:font="MS Gothic"/>
+                </w14:checkbox>
+              </w:sdtPr>
+              <w:sdtContent>
+                <w:r>
+                  <w:rPr>
+                    <w:rFonts w:ascii="MS Gothic" w:hAnsi="MS Gothic" w:eastAsia="MS Gothic"/>
+                    <w:sz w:val="24"/>
+                  </w:rPr>
+                  <w:t>☐</w:t>
+                </w:r>
+              </w:sdtContent>
+            </w:sdt>
+          </w:p>
+        </w:tc>
+        <w:tc>
+          <w:tcPr>
+            <w:tcW w:type="dxa" w:w="792"/>
+            <w:tcBorders>
+              <w:top w:val="nil"/>
+              <w:left w:val="nil"/>
+              <w:bottom w:val="nil"/>
+              <w:right w:val="nil"/>
+            </w:tcBorders>
+            <w:shd w:val="clear" w:color="auto" w:fill="D33B3B"/>
+            <w:vAlign w:val="top"/>
+          </w:tcPr>
+          <w:p>
+            <w:pPr>
+              <w:spacing w:after="0"/>
+              <w:jc w:val="center"/>
+            </w:pPr>
+            <w:r>
+              <w:rPr>
+                <w:b/>
+                <w:color w:val="FFFFFF"/>
+                <w:sz w:val="16"/>
+              </w:rPr>
+              <w:t>HIGH</w:t>
+            </w:r>
+          </w:p>
+        </w:tc>
+        <w:tc>
+          <w:tcPr>
+            <w:tcW w:type="dxa" w:w="8539"/>
+            <w:tcBorders>
+              <w:top w:val="nil"/>
+              <w:left w:val="nil"/>
+              <w:bottom w:val="nil"/>
+              <w:right w:val="nil"/>
+            </w:tcBorders>
+            <w:vAlign w:val="top"/>
+          </w:tcPr>
+          <w:p>
+            <w:pPr>
+              <w:spacing w:after="0"/>
+            </w:pPr>
+            <w:r>
+              <w:rPr>
+                <w:b/>
+                <w:color w:val="1A1A1A"/>
+                <w:sz w:val="21"/>
+              </w:rPr>
+              <w:t>#12. Review button doesn't deep-link to the task card modal</w:t>
+            </w:r>
+            <w:r>
+              <w:br/>
+            </w:r>
+            <w:r>
+              <w:rPr>
+                <w:color w:val="1A1A1A"/>
+                <w:sz w:val="20"/>
+              </w:rPr>
+              <w:t>Wire Review to deep-link to the card modal. URL pattern matches our build: /board/&lt;serviceId&gt;/card/&lt;cardId&gt;. On board mount, if the URL has a card path, auto-open the matching card modal. App.tsx already has this routing pattern for our build's notifications — same shape applies.</w:t>
+            </w:r>
+          </w:p>
+        </w:tc>
+      </w:tr>
+    </w:tbl>
+    <w:p>
+      <w:pPr>
+        <w:spacing w:after="80"/>
+      </w:pPr>
+    </w:p>
     <w:sectPr>
       <w:pgSz w:w="12240" w:h="15840"/>
       <w:pgMar w:top="1224" w:right="1080" w:bottom="1080" w:left="1080" w:header="720" w:footer="720" w:gutter="0"/>

--- a/docs/qa-comparison/home-page-qa-round4-deep.docx
+++ b/docs/qa-comparison/home-page-qa-round4-deep.docx
@@ -238,6 +238,27 @@
           <w:color w:val="1A1A1A"/>
           <w:sz w:val="20"/>
         </w:rPr>
+        <w:t xml:space="preserve">Where to see: </w:t>
+      </w:r>
+      <w:r>
+        <w:rPr>
+          <w:color w:val="1A1A1A"/>
+          <w:sz w:val="20"/>
+        </w:rPr>
+        <w:t>Home page → MY TASKS section. Compare each card's structure (title, ON FIRE pill, aggregate count line, blocking-reason caption, days-overdue stamp) to our build.</w:t>
+      </w:r>
+    </w:p>
+    <w:p>
+      <w:pPr>
+        <w:spacing w:after="60"/>
+        <w:ind w:left="230"/>
+      </w:pPr>
+      <w:r>
+        <w:rPr>
+          <w:b/>
+          <w:color w:val="1A1A1A"/>
+          <w:sz w:val="20"/>
+        </w:rPr>
         <w:t xml:space="preserve">Where it stood: </w:t>
       </w:r>
       <w:r>
@@ -391,6 +412,27 @@
         </w:tc>
       </w:tr>
     </w:tbl>
+    <w:p>
+      <w:pPr>
+        <w:spacing w:after="60"/>
+        <w:ind w:left="230"/>
+      </w:pPr>
+      <w:r>
+        <w:rPr>
+          <w:b/>
+          <w:color w:val="1A1A1A"/>
+          <w:sz w:val="20"/>
+        </w:rPr>
+        <w:t xml:space="preserve">Where to see: </w:t>
+      </w:r>
+      <w:r>
+        <w:rPr>
+          <w:color w:val="1A1A1A"/>
+          <w:sz w:val="20"/>
+        </w:rPr>
+        <w:t>Home page → MY TASKS card → far-right of the card, where the days-overdue stamp should live.</w:t>
+      </w:r>
+    </w:p>
     <w:p>
       <w:pPr>
         <w:spacing w:after="60"/>
@@ -566,6 +608,27 @@
           <w:color w:val="1A1A1A"/>
           <w:sz w:val="20"/>
         </w:rPr>
+        <w:t xml:space="preserve">Where to see: </w:t>
+      </w:r>
+      <w:r>
+        <w:rPr>
+          <w:color w:val="1A1A1A"/>
+          <w:sz w:val="20"/>
+        </w:rPr>
+        <w:t>Home page → click ON FIRE in Portfolio Health. You'll land on /clients?view=fire. Compare the On Fire chip count there to the 14 from Portfolio Health.</w:t>
+      </w:r>
+    </w:p>
+    <w:p>
+      <w:pPr>
+        <w:spacing w:after="60"/>
+        <w:ind w:left="230"/>
+      </w:pPr>
+      <w:r>
+        <w:rPr>
+          <w:b/>
+          <w:color w:val="1A1A1A"/>
+          <w:sz w:val="20"/>
+        </w:rPr>
         <w:t xml:space="preserve">Where it stood: </w:t>
       </w:r>
       <w:r>
@@ -719,6 +782,27 @@
         </w:tc>
       </w:tr>
     </w:tbl>
+    <w:p>
+      <w:pPr>
+        <w:spacing w:after="60"/>
+        <w:ind w:left="230"/>
+      </w:pPr>
+      <w:r>
+        <w:rPr>
+          <w:b/>
+          <w:color w:val="1A1A1A"/>
+          <w:sz w:val="20"/>
+        </w:rPr>
+        <w:t xml:space="preserve">Where to see: </w:t>
+      </w:r>
+      <w:r>
+        <w:rPr>
+          <w:color w:val="1A1A1A"/>
+          <w:sz w:val="20"/>
+        </w:rPr>
+        <w:t>Home page → scroll down past MY TASKS → MY SCHEDULE section → header of each day card. Compare to our build (which has a kebab menu on each day card).</w:t>
+      </w:r>
+    </w:p>
     <w:p>
       <w:pPr>
         <w:spacing w:after="60"/>
@@ -894,6 +978,27 @@
           <w:color w:val="1A1A1A"/>
           <w:sz w:val="20"/>
         </w:rPr>
+        <w:t xml:space="preserve">Where to see: </w:t>
+      </w:r>
+      <w:r>
+        <w:rPr>
+          <w:color w:val="1A1A1A"/>
+          <w:sz w:val="20"/>
+        </w:rPr>
+        <w:t>Home page → MY TASKS section header → bell icon to the left of the eyebrow text.</w:t>
+      </w:r>
+    </w:p>
+    <w:p>
+      <w:pPr>
+        <w:spacing w:after="60"/>
+        <w:ind w:left="230"/>
+      </w:pPr>
+      <w:r>
+        <w:rPr>
+          <w:b/>
+          <w:color w:val="1A1A1A"/>
+          <w:sz w:val="20"/>
+        </w:rPr>
         <w:t xml:space="preserve">Where it stood: </w:t>
       </w:r>
       <w:r>
@@ -1047,6 +1152,27 @@
         </w:tc>
       </w:tr>
     </w:tbl>
+    <w:p>
+      <w:pPr>
+        <w:spacing w:after="60"/>
+        <w:ind w:left="230"/>
+      </w:pPr>
+      <w:r>
+        <w:rPr>
+          <w:b/>
+          <w:color w:val="1A1A1A"/>
+          <w:sz w:val="20"/>
+        </w:rPr>
+        <w:t xml:space="preserve">Where to see: </w:t>
+      </w:r>
+      <w:r>
+        <w:rPr>
+          <w:color w:val="1A1A1A"/>
+          <w:sz w:val="20"/>
+        </w:rPr>
+        <w:t>Home page → MY TASKS card → click the Review button. Notice you land on the kanban board but the specific task's modal does NOT auto-open.</w:t>
+      </w:r>
+    </w:p>
     <w:p>
       <w:pPr>
         <w:spacing w:after="60"/>
@@ -1255,6 +1381,27 @@
           <w:color w:val="1A1A1A"/>
           <w:sz w:val="20"/>
         </w:rPr>
+        <w:t xml:space="preserve">Where to see: </w:t>
+      </w:r>
+      <w:r>
+        <w:rPr>
+          <w:color w:val="1A1A1A"/>
+          <w:sz w:val="20"/>
+        </w:rPr>
+        <w:t>Home page → MY TASKS card → Delegate + Review buttons on the right of each card. Click Delegate to verify the popover opens.</w:t>
+      </w:r>
+    </w:p>
+    <w:p>
+      <w:pPr>
+        <w:spacing w:after="60"/>
+        <w:ind w:left="230"/>
+      </w:pPr>
+      <w:r>
+        <w:rPr>
+          <w:b/>
+          <w:color w:val="1A1A1A"/>
+          <w:sz w:val="20"/>
+        </w:rPr>
         <w:t xml:space="preserve">Where it stood: </w:t>
       </w:r>
       <w:r>
@@ -1387,6 +1534,27 @@
         </w:tc>
       </w:tr>
     </w:tbl>
+    <w:p>
+      <w:pPr>
+        <w:spacing w:after="60"/>
+        <w:ind w:left="230"/>
+      </w:pPr>
+      <w:r>
+        <w:rPr>
+          <w:b/>
+          <w:color w:val="1A1A1A"/>
+          <w:sz w:val="20"/>
+        </w:rPr>
+        <w:t xml:space="preserve">Where to see: </w:t>
+      </w:r>
+      <w:r>
+        <w:rPr>
+          <w:color w:val="1A1A1A"/>
+          <w:sz w:val="20"/>
+        </w:rPr>
+        <w:t>Home page → scroll down past MY SCHEDULE → MY BOARDS section.</w:t>
+      </w:r>
+    </w:p>
     <w:p>
       <w:pPr>
         <w:spacing w:after="60"/>
@@ -1684,6 +1852,27 @@
           <w:color w:val="1A1A1A"/>
           <w:sz w:val="20"/>
         </w:rPr>
+        <w:t xml:space="preserve">Where to see: </w:t>
+      </w:r>
+      <w:r>
+        <w:rPr>
+          <w:color w:val="1A1A1A"/>
+          <w:sz w:val="20"/>
+        </w:rPr>
+        <w:t>Home page → previously rendered below MY BOARDS. Verify the section is now removed.</w:t>
+      </w:r>
+    </w:p>
+    <w:p>
+      <w:pPr>
+        <w:spacing w:after="60"/>
+        <w:ind w:left="230"/>
+      </w:pPr>
+      <w:r>
+        <w:rPr>
+          <w:b/>
+          <w:color w:val="1A1A1A"/>
+          <w:sz w:val="20"/>
+        </w:rPr>
         <w:t xml:space="preserve">Where it stood: </w:t>
       </w:r>
       <w:r>
@@ -1827,6 +2016,27 @@
           <w:color w:val="1A1A1A"/>
           <w:sz w:val="20"/>
         </w:rPr>
+        <w:t xml:space="preserve">Where to see: </w:t>
+      </w:r>
+      <w:r>
+        <w:rPr>
+          <w:color w:val="1A1A1A"/>
+          <w:sz w:val="20"/>
+        </w:rPr>
+        <w:t>Home page → scroll down past MY SCHEDULE → MY BOARDS section. Look for star icon, eyebrow, count badge, and the favorited services or empty state.</w:t>
+      </w:r>
+    </w:p>
+    <w:p>
+      <w:pPr>
+        <w:spacing w:after="60"/>
+        <w:ind w:left="230"/>
+      </w:pPr>
+      <w:r>
+        <w:rPr>
+          <w:b/>
+          <w:color w:val="1A1A1A"/>
+          <w:sz w:val="20"/>
+        </w:rPr>
         <w:t xml:space="preserve">Where it stood: </w:t>
       </w:r>
       <w:r>
@@ -1959,6 +2169,27 @@
         </w:tc>
       </w:tr>
     </w:tbl>
+    <w:p>
+      <w:pPr>
+        <w:spacing w:after="60"/>
+        <w:ind w:left="230"/>
+      </w:pPr>
+      <w:r>
+        <w:rPr>
+          <w:b/>
+          <w:color w:val="1A1A1A"/>
+          <w:sz w:val="20"/>
+        </w:rPr>
+        <w:t xml:space="preserve">Where to see: </w:t>
+      </w:r>
+      <w:r>
+        <w:rPr>
+          <w:color w:val="1A1A1A"/>
+          <w:sz w:val="20"/>
+        </w:rPr>
+        <w:t>Home page → very top, above PORTFOLIO HEALTH. Date eyebrow + greeting + subtitle.</w:t>
+      </w:r>
+    </w:p>
     <w:p>
       <w:pPr>
         <w:spacing w:after="60"/>
